--- a/fra/docx/008.content.docx
+++ b/fra/docx/008.content.docx
@@ -1044,768 +1044,744 @@
         <w:rPr>
           <w:lang w:val="fr_FR" w:bidi="fr_FR"/>
         </w:rPr>
+        <w:t>, true)</w:t>
+      </w:r>
+      <w:r>
+        <w:rPr>
+          <w:lang w:val="fr_FR" w:bidi="fr_FR"/>
+        </w:rPr>
+      </w:r>
+      <w:r>
+        <w:rPr>
+          <w:lang w:val="fr_FR" w:bidi="fr_FR"/>
+        </w:rPr>
+      </w:r>
+    </w:p>
+    <w:p>
+      <w:pPr/>
+      <w:r>
+        <w:rPr>
+          <w:lang w:val="fr_FR" w:bidi="fr_FR"/>
+        </w:rPr>
+      </w:r>
+    </w:p>
+    <w:p>
+      <w:pPr>
+        <w:pStyle w:val="Heading2"/>
+      </w:pPr>
+      <w:r>
+        <w:rPr>
+          <w:lang w:val="fr_FR" w:bidi="fr_FR"/>
+        </w:rPr>
+        <w:t>Faveur</w:t>
+      </w:r>
+      <w:r>
+        <w:rPr>
+          <w:lang w:val="fr_FR" w:bidi="fr_FR"/>
+        </w:rPr>
+      </w:r>
+    </w:p>
+    <w:p>
+      <w:pPr>
+        <w:pStyle w:val="Heading3"/>
+      </w:pPr>
+      <w:r>
+        <w:rPr>
+          <w:lang w:val="fr_FR" w:bidi="fr_FR"/>
+        </w:rPr>
+        <w:t>Définition :</w:t>
+      </w:r>
+    </w:p>
+    <w:p>
+      <w:pPr/>
+      <w:r>
+        <w:rPr>
+          <w:lang w:val="fr_FR" w:bidi="fr_FR"/>
+        </w:rPr>
+      </w:r>
+      <w:r>
+        <w:rPr>
+          <w:lang w:val="fr_FR" w:bidi="fr_FR"/>
+        </w:rPr>
+        <w:t>Le terme « faveur » signifie généralement approbation. Quelqu'un qui favorise une autre personne la considère positivement et l'approuve.</w:t>
+      </w:r>
+    </w:p>
+    <w:p>
+      <w:pPr>
+        <w:pStyle w:val="ListBullet"/>
+        <w:spacing w:line="240" w:lineRule="auto"/>
+        <w:ind w:left="720"/>
+      </w:pPr>
+      <w:r>
+        <w:rPr>
+          <w:lang w:val="fr_FR" w:bidi="fr_FR"/>
+        </w:rPr>
+      </w:r>
+      <w:r>
+        <w:rPr>
+          <w:lang w:val="fr_FR" w:bidi="fr_FR"/>
+        </w:rPr>
+        <w:t>Le terme « favoritisme » signifie agir favorablement pour certaines personnes, mais pas pour d'autres.</w:t>
+      </w:r>
+    </w:p>
+    <w:p>
+      <w:pPr>
+        <w:pStyle w:val="ListBullet"/>
+        <w:spacing w:line="240" w:lineRule="auto"/>
+        <w:ind w:left="720"/>
+      </w:pPr>
+      <w:r>
+        <w:rPr>
+          <w:lang w:val="fr_FR" w:bidi="fr_FR"/>
+        </w:rPr>
+      </w:r>
+      <w:r>
+        <w:rPr>
+          <w:lang w:val="fr_FR" w:bidi="fr_FR"/>
+        </w:rPr>
+        <w:t>Jésus a grandi « en faveur » de Dieu et des hommes. Cela signifie que Dieu et les autres ont approuvé son caractère et son comportement.</w:t>
+      </w:r>
+    </w:p>
+    <w:p>
+      <w:pPr>
+        <w:pStyle w:val="ListBullet"/>
+        <w:spacing w:line="240" w:lineRule="auto"/>
+        <w:ind w:left="720"/>
+      </w:pPr>
+      <w:r>
+        <w:rPr>
+          <w:lang w:val="fr_FR" w:bidi="fr_FR"/>
+        </w:rPr>
+      </w:r>
+      <w:r>
+        <w:rPr>
+          <w:lang w:val="fr_FR" w:bidi="fr_FR"/>
+        </w:rPr>
+        <w:t>L'expression « trouver faveur » avec quelqu'un signifie que quelqu'un est approuvé par cette personne.</w:t>
+      </w:r>
+    </w:p>
+    <w:p>
+      <w:pPr>
+        <w:pStyle w:val="ListBullet"/>
+        <w:spacing w:line="240" w:lineRule="auto"/>
+        <w:ind w:left="720"/>
+      </w:pPr>
+      <w:r>
+        <w:rPr>
+          <w:lang w:val="fr_FR" w:bidi="fr_FR"/>
+        </w:rPr>
+      </w:r>
+      <w:r>
+        <w:rPr>
+          <w:lang w:val="fr_FR" w:bidi="fr_FR"/>
+        </w:rPr>
+        <w:t>Lorsqu'un roi fait la faveur de quelqu'un, cela signifie souvent qu'il approuve la demande de cette personne et l'accepte.</w:t>
+      </w:r>
+    </w:p>
+    <w:p>
+      <w:pPr>
+        <w:pStyle w:val="ListBullet"/>
+        <w:spacing w:line="240" w:lineRule="auto"/>
+        <w:ind w:left="720"/>
+      </w:pPr>
+      <w:r>
+        <w:rPr>
+          <w:lang w:val="fr_FR" w:bidi="fr_FR"/>
+        </w:rPr>
+      </w:r>
+      <w:r>
+        <w:rPr>
+          <w:lang w:val="fr_FR" w:bidi="fr_FR"/>
+        </w:rPr>
+        <w:t>Une « faveur » peut également être un geste ou une action envers ou pour une autre personne à son profit.</w:t>
+      </w:r>
+    </w:p>
+    <w:p>
+      <w:pPr>
+        <w:pStyle w:val="ListBullet"/>
+        <w:spacing w:line="240" w:lineRule="auto"/>
+        <w:ind w:left="720"/>
+      </w:pPr>
+      <w:r>
+        <w:rPr>
+          <w:lang w:val="fr_FR" w:bidi="fr_FR"/>
+        </w:rPr>
+      </w:r>
+      <w:r>
+        <w:rPr>
+          <w:lang w:val="fr_FR" w:bidi="fr_FR"/>
+        </w:rPr>
+        <w:t>Le terme « favoritisme » signifie une attitude d'agir favorablement envers certaines personnes mais pas envers les autres. Cela signifie la tendance à choisir une personne plutôt qu'une autre ou une chose plutôt qu'une autre parce que la personne ou l'article est préféré. En général, le favoritisme est considéré comme injuste.</w:t>
+      </w:r>
+    </w:p>
+    <w:p>
+      <w:pPr>
+        <w:pStyle w:val="Heading3"/>
+      </w:pPr>
+      <w:r>
+        <w:rPr>
+          <w:lang w:val="fr_FR" w:bidi="fr_FR"/>
+        </w:rPr>
+        <w:t>Suggestion pour la traduction :</w:t>
+      </w:r>
+    </w:p>
+    <w:p>
+      <w:pPr>
+        <w:pStyle w:val="ListBullet"/>
+        <w:spacing w:line="240" w:lineRule="auto"/>
+        <w:ind w:left="720"/>
+      </w:pPr>
+      <w:r>
+        <w:rPr>
+          <w:lang w:val="fr_FR" w:bidi="fr_FR"/>
+        </w:rPr>
+      </w:r>
+      <w:r>
+        <w:rPr>
+          <w:lang w:val="fr_FR" w:bidi="fr_FR"/>
+        </w:rPr>
+        <w:t>D'autres façons de traduire le terme « faveur » pourraient inclure « approbation » ou « bénédiction » ou « avantage ».</w:t>
+      </w:r>
+    </w:p>
+    <w:p>
+      <w:pPr>
+        <w:pStyle w:val="ListBullet"/>
+        <w:spacing w:line="240" w:lineRule="auto"/>
+        <w:ind w:left="720"/>
+      </w:pPr>
+      <w:r>
+        <w:rPr>
+          <w:lang w:val="fr_FR" w:bidi="fr_FR"/>
+        </w:rPr>
+      </w:r>
+      <w:r>
+        <w:rPr>
+          <w:lang w:val="fr_FR" w:bidi="fr_FR"/>
+        </w:rPr>
+        <w:t>« L'année favorable de Yahvé » pourrait être traduite par « l'année (ou le temps) où Yahvé apportera une grande bénédiction ».</w:t>
+      </w:r>
+    </w:p>
+    <w:p>
+      <w:pPr>
+        <w:pStyle w:val="ListBullet"/>
+        <w:spacing w:line="240" w:lineRule="auto"/>
+        <w:ind w:left="720"/>
+      </w:pPr>
+      <w:r>
+        <w:rPr>
+          <w:lang w:val="fr_FR" w:bidi="fr_FR"/>
+        </w:rPr>
+      </w:r>
+      <w:r>
+        <w:rPr>
+          <w:lang w:val="fr_FR" w:bidi="fr_FR"/>
+        </w:rPr>
+        <w:t>Le terme « favoritisme » pourrait être traduit par « partialité » ou « préjudice » ou « traitement injuste ». Ce mot est lié au mot « favori », ce qui signifie préférer à tous les autres.</w:t>
+      </w:r>
+      <w:r>
+        <w:rPr>
+          <w:lang w:val="fr_FR" w:bidi="fr_FR"/>
+        </w:rPr>
+      </w:r>
+      <w:r>
+        <w:rPr>
+          <w:lang w:val="fr_FR" w:bidi="fr_FR"/>
+        </w:rPr>
+      </w:r>
+    </w:p>
+    <w:p>
+      <w:pPr/>
+      <w:r>
+        <w:rPr>
+          <w:lang w:val="fr_FR" w:bidi="fr_FR"/>
+        </w:rPr>
+      </w:r>
+    </w:p>
+    <w:p>
+      <w:pPr>
+        <w:pStyle w:val="Heading2"/>
+      </w:pPr>
+      <w:r>
+        <w:rPr>
+          <w:lang w:val="fr_FR" w:bidi="fr_FR"/>
+        </w:rPr>
+        <w:t>Festival</w:t>
+      </w:r>
+      <w:r>
+        <w:rPr>
+          <w:lang w:val="fr_FR" w:bidi="fr_FR"/>
+        </w:rPr>
+      </w:r>
+    </w:p>
+    <w:p>
+      <w:pPr>
+        <w:pStyle w:val="Heading3"/>
+      </w:pPr>
+      <w:r>
+        <w:rPr>
+          <w:lang w:val="fr_FR" w:bidi="fr_FR"/>
+        </w:rPr>
+        <w:t>Définition :</w:t>
+      </w:r>
+    </w:p>
+    <w:p>
+      <w:pPr/>
+      <w:r>
+        <w:rPr>
+          <w:lang w:val="fr_FR" w:bidi="fr_FR"/>
+        </w:rPr>
+      </w:r>
+      <w:r>
+        <w:rPr>
+          <w:lang w:val="fr_FR" w:bidi="fr_FR"/>
+        </w:rPr>
+        <w:t>"En général, un festival est une célébration tenue par une communauté de personnes.</w:t>
+      </w:r>
+    </w:p>
+    <w:p>
+      <w:pPr>
+        <w:pStyle w:val="ListBullet"/>
+        <w:spacing w:line="240" w:lineRule="auto"/>
+        <w:ind w:left="720"/>
+      </w:pPr>
+      <w:r>
+        <w:rPr>
+          <w:lang w:val="fr_FR" w:bidi="fr_FR"/>
+        </w:rPr>
+      </w:r>
+      <w:r>
+        <w:rPr>
+          <w:lang w:val="fr_FR" w:bidi="fr_FR"/>
+        </w:rPr>
+        <w:t>Le mot "festival" dans l'Ancien Testament signifie littéralement «le temps fixé*"</w:t>
+      </w:r>
+    </w:p>
+    <w:p>
+      <w:pPr>
+        <w:pStyle w:val="ListBullet"/>
+        <w:spacing w:line="240" w:lineRule="auto"/>
+        <w:ind w:left="720"/>
+      </w:pPr>
+      <w:r>
+        <w:rPr>
+          <w:lang w:val="fr_FR" w:bidi="fr_FR"/>
+        </w:rPr>
+      </w:r>
+      <w:r>
+        <w:rPr>
+          <w:lang w:val="fr_FR" w:bidi="fr_FR"/>
+        </w:rPr>
+        <w:t>Les fêtes célébrées par les Israélites ont été spécialement les temps ou les moments que Dieu leur avait ordonné d'observer.</w:t>
+      </w:r>
+    </w:p>
+    <w:p>
+      <w:pPr>
+        <w:pStyle w:val="ListBullet"/>
+        <w:spacing w:line="240" w:lineRule="auto"/>
+        <w:ind w:left="720"/>
+      </w:pPr>
+      <w:r>
+        <w:rPr>
+          <w:lang w:val="fr_FR" w:bidi="fr_FR"/>
+        </w:rPr>
+      </w:r>
+      <w:r>
+        <w:rPr>
+          <w:lang w:val="fr_FR" w:bidi="fr_FR"/>
+        </w:rPr>
+        <w:t>Le mot «fête» est utilisé dans plusieurs traductions en français au lieu de festival parce que les célébrations incluent avoir un grand repas ensemble.</w:t>
+      </w:r>
+    </w:p>
+    <w:p>
+      <w:pPr>
+        <w:pStyle w:val="ListBullet"/>
+        <w:spacing w:line="240" w:lineRule="auto"/>
+        <w:ind w:left="720"/>
+      </w:pPr>
+      <w:r>
+        <w:rPr>
+          <w:lang w:val="fr_FR" w:bidi="fr_FR"/>
+        </w:rPr>
+      </w:r>
+      <w:r>
+        <w:rPr>
+          <w:lang w:val="fr_FR" w:bidi="fr_FR"/>
+        </w:rPr>
+        <w:t>Il y avait plusieurs grands festivals que les Israélites célébraient chaque année:</w:t>
+      </w:r>
+    </w:p>
+    <w:p>
+      <w:pPr>
+        <w:pStyle w:val="ListBullet"/>
+        <w:spacing w:line="240" w:lineRule="auto"/>
+        <w:ind w:left="1440"/>
+      </w:pPr>
+      <w:r>
+        <w:rPr>
+          <w:lang w:val="fr_FR" w:bidi="fr_FR"/>
+        </w:rPr>
+      </w:r>
+      <w:r>
+        <w:rPr>
+          <w:lang w:val="fr_FR" w:bidi="fr_FR"/>
+        </w:rPr>
+        <w:t>Pâques</w:t>
+      </w:r>
+    </w:p>
+    <w:p>
+      <w:pPr>
+        <w:pStyle w:val="ListBullet"/>
+        <w:spacing w:line="240" w:lineRule="auto"/>
+        <w:ind w:left="1440"/>
+      </w:pPr>
+      <w:r>
+        <w:rPr>
+          <w:lang w:val="fr_FR" w:bidi="fr_FR"/>
+        </w:rPr>
+      </w:r>
+      <w:r>
+        <w:rPr>
+          <w:lang w:val="fr_FR" w:bidi="fr_FR"/>
+        </w:rPr>
+        <w:t>Festival des Pains sans Levain</w:t>
+      </w:r>
+    </w:p>
+    <w:p>
+      <w:pPr>
+        <w:pStyle w:val="ListBullet"/>
+        <w:spacing w:line="240" w:lineRule="auto"/>
+        <w:ind w:left="1440"/>
+      </w:pPr>
+      <w:r>
+        <w:rPr>
+          <w:lang w:val="fr_FR" w:bidi="fr_FR"/>
+        </w:rPr>
+      </w:r>
+      <w:r>
+        <w:rPr>
+          <w:lang w:val="fr_FR" w:bidi="fr_FR"/>
+        </w:rPr>
+        <w:t>Premiers fruits</w:t>
+      </w:r>
+    </w:p>
+    <w:p>
+      <w:pPr>
+        <w:pStyle w:val="ListBullet"/>
+        <w:spacing w:line="240" w:lineRule="auto"/>
+        <w:ind w:left="1440"/>
+      </w:pPr>
+      <w:r>
+        <w:rPr>
+          <w:lang w:val="fr_FR" w:bidi="fr_FR"/>
+        </w:rPr>
+      </w:r>
+      <w:r>
+        <w:rPr>
+          <w:lang w:val="fr_FR" w:bidi="fr_FR"/>
+        </w:rPr>
+        <w:t>Festival des Semaines (Pentecôte)</w:t>
+      </w:r>
+    </w:p>
+    <w:p>
+      <w:pPr>
+        <w:pStyle w:val="ListBullet"/>
+        <w:spacing w:line="240" w:lineRule="auto"/>
+        <w:ind w:left="1440"/>
+      </w:pPr>
+      <w:r>
+        <w:rPr>
+          <w:lang w:val="fr_FR" w:bidi="fr_FR"/>
+        </w:rPr>
+      </w:r>
+      <w:r>
+        <w:rPr>
+          <w:lang w:val="fr_FR" w:bidi="fr_FR"/>
+        </w:rPr>
+        <w:t>Fête des Trompettes</w:t>
+      </w:r>
+    </w:p>
+    <w:p>
+      <w:pPr>
+        <w:pStyle w:val="ListBullet"/>
+        <w:spacing w:line="240" w:lineRule="auto"/>
+        <w:ind w:left="1440"/>
+      </w:pPr>
+      <w:r>
+        <w:rPr>
+          <w:lang w:val="fr_FR" w:bidi="fr_FR"/>
+        </w:rPr>
+      </w:r>
+      <w:r>
+        <w:rPr>
+          <w:lang w:val="fr_FR" w:bidi="fr_FR"/>
+        </w:rPr>
+        <w:t>Jour de l'Expiation</w:t>
+      </w:r>
+    </w:p>
+    <w:p>
+      <w:pPr>
+        <w:pStyle w:val="ListBullet"/>
+        <w:spacing w:line="240" w:lineRule="auto"/>
+        <w:ind w:left="1440"/>
+      </w:pPr>
+      <w:r>
+        <w:rPr>
+          <w:lang w:val="fr_FR" w:bidi="fr_FR"/>
+        </w:rPr>
+      </w:r>
+      <w:r>
+        <w:rPr>
+          <w:lang w:val="fr_FR" w:bidi="fr_FR"/>
+        </w:rPr>
+        <w:t>Festival des abris</w:t>
+      </w:r>
+    </w:p>
+    <w:p>
+      <w:pPr>
+        <w:pStyle w:val="ListBullet"/>
+        <w:spacing w:line="240" w:lineRule="auto"/>
+        <w:ind w:left="720"/>
+      </w:pPr>
+      <w:r>
+        <w:rPr>
+          <w:lang w:val="fr_FR" w:bidi="fr_FR"/>
+        </w:rPr>
+      </w:r>
+      <w:r>
+        <w:rPr>
+          <w:lang w:val="fr_FR" w:bidi="fr_FR"/>
+        </w:rPr>
+        <w:t>Le but de ces festivals était de remercier Dieu et de se souvenir des choses étonnantes qu'il avait faites pour sauver, protéger, et garder son peuple.</w:t>
+      </w:r>
+    </w:p>
+    <w:p>
+      <w:pPr/>
+      <w:r>
+        <w:rPr>
+          <w:lang w:val="fr_FR" w:bidi="fr_FR"/>
+        </w:rPr>
+      </w:r>
+      <w:r>
+        <w:rPr>
+          <w:lang w:val="fr_FR" w:bidi="fr_FR"/>
+        </w:rPr>
+        <w:t>(Voir aussi : (../other/feast.md))</w:t>
+      </w:r>
+      <w:r>
+        <w:rPr>
+          <w:lang w:val="fr_FR" w:bidi="fr_FR"/>
+        </w:rPr>
+      </w:r>
+      <w:r>
+        <w:rPr>
+          <w:lang w:val="fr_FR" w:bidi="fr_FR"/>
+        </w:rPr>
+      </w:r>
+    </w:p>
+    <w:p>
+      <w:pPr/>
+      <w:r>
+        <w:rPr>
+          <w:lang w:val="fr_FR" w:bidi="fr_FR"/>
+        </w:rPr>
+      </w:r>
+    </w:p>
+    <w:p>
+      <w:pPr>
+        <w:pStyle w:val="Heading2"/>
+      </w:pPr>
+      <w:r>
+        <w:rPr>
+          <w:lang w:val="fr_FR" w:bidi="fr_FR"/>
+        </w:rPr>
+        <w:t>Fidèle</w:t>
+      </w:r>
+      <w:r>
+        <w:rPr>
+          <w:lang w:val="fr_FR" w:bidi="fr_FR"/>
+        </w:rPr>
+      </w:r>
+    </w:p>
+    <w:p>
+      <w:pPr>
+        <w:pStyle w:val="Heading3"/>
+      </w:pPr>
+      <w:r>
+        <w:rPr>
+          <w:lang w:val="fr_FR" w:bidi="fr_FR"/>
+        </w:rPr>
+        <w:t>Définition :</w:t>
+      </w:r>
+    </w:p>
+    <w:p>
+      <w:pPr/>
+      <w:r>
+        <w:rPr>
+          <w:lang w:val="fr_FR" w:bidi="fr_FR"/>
+        </w:rPr>
+      </w:r>
+      <w:r>
+        <w:rPr>
+          <w:lang w:val="fr_FR" w:bidi="fr_FR"/>
+        </w:rPr>
+        <w:t>Être "fidèle" à Dieu signifie vivre constamment en accord avec ses enseignements. Cela signifie lui être fidèle en lui obéissant. L'état ou la condition d'être fidèle est la "fidélité".</w:t>
+      </w:r>
+    </w:p>
+    <w:p>
+      <w:pPr>
+        <w:pStyle w:val="ListBullet"/>
+        <w:spacing w:line="240" w:lineRule="auto"/>
+        <w:ind w:left="720"/>
+      </w:pPr>
+      <w:r>
+        <w:rPr>
+          <w:lang w:val="fr_FR" w:bidi="fr_FR"/>
+        </w:rPr>
+      </w:r>
+      <w:r>
+        <w:rPr>
+          <w:lang w:val="fr_FR" w:bidi="fr_FR"/>
+        </w:rPr>
+        <w:t>On peut faire confiance à une personne "fidèle" de toujours tenir ses promesses et de toujours s'acquitter de ses responsabilités envers les autres.</w:t>
+      </w:r>
+    </w:p>
+    <w:p>
+      <w:pPr>
+        <w:pStyle w:val="ListBullet"/>
+        <w:spacing w:line="240" w:lineRule="auto"/>
+        <w:ind w:left="720"/>
+      </w:pPr>
+      <w:r>
+        <w:rPr>
+          <w:lang w:val="fr_FR" w:bidi="fr_FR"/>
+        </w:rPr>
+      </w:r>
+      <w:r>
+        <w:rPr>
+          <w:lang w:val="fr_FR" w:bidi="fr_FR"/>
+        </w:rPr>
+        <w:t>Une personne "fidèle" persévère dans l'exécution d'une tâche, même lorsqu'elle est longue et difficile.</w:t>
+      </w:r>
+    </w:p>
+    <w:p>
+      <w:pPr>
+        <w:pStyle w:val="ListBullet"/>
+        <w:spacing w:line="240" w:lineRule="auto"/>
+        <w:ind w:left="720"/>
+      </w:pPr>
+      <w:r>
+        <w:rPr>
+          <w:lang w:val="fr_FR" w:bidi="fr_FR"/>
+        </w:rPr>
+      </w:r>
+      <w:r>
+        <w:rPr>
+          <w:lang w:val="fr_FR" w:bidi="fr_FR"/>
+        </w:rPr>
+        <w:t>La "fidélité à Dieu" est la pratique constante de faire sa volonté.</w:t>
+      </w:r>
+    </w:p>
+    <w:p>
+      <w:pPr>
+        <w:pStyle w:val="Heading3"/>
+      </w:pPr>
+      <w:r>
+        <w:rPr>
+          <w:lang w:val="fr_FR" w:bidi="fr_FR"/>
+        </w:rPr>
+        <w:t>Suggestions pour la traduction :</w:t>
+      </w:r>
+    </w:p>
+    <w:p>
+      <w:pPr>
+        <w:pStyle w:val="ListBullet"/>
+        <w:spacing w:line="240" w:lineRule="auto"/>
+        <w:ind w:left="720"/>
+      </w:pPr>
+      <w:r>
+        <w:rPr>
+          <w:lang w:val="fr_FR" w:bidi="fr_FR"/>
+        </w:rPr>
+      </w:r>
+      <w:r>
+        <w:rPr>
+          <w:lang w:val="fr_FR" w:bidi="fr_FR"/>
+        </w:rPr>
+        <w:t>Dans de nombreux contextes, le terme "fidèle" peut être traduit par "loyal", "constant" ou "fiable".</w:t>
+      </w:r>
+    </w:p>
+    <w:p>
+      <w:pPr>
+        <w:pStyle w:val="ListBullet"/>
+        <w:spacing w:line="240" w:lineRule="auto"/>
+        <w:ind w:left="720"/>
+      </w:pPr>
+      <w:r>
+        <w:rPr>
+          <w:lang w:val="fr_FR" w:bidi="fr_FR"/>
+        </w:rPr>
+      </w:r>
+      <w:r>
+        <w:rPr>
+          <w:lang w:val="fr_FR" w:bidi="fr_FR"/>
+        </w:rPr>
+        <w:t>Dans d'autres contextes, le terme "fidèle" peut être traduit par un mot ou une expression qui signifie "continuant à croire" ou "persévérant dans la croyance et l'obéissance à Dieu".</w:t>
+      </w:r>
+    </w:p>
+    <w:p>
+      <w:pPr>
+        <w:pStyle w:val="ListBullet"/>
+        <w:spacing w:line="240" w:lineRule="auto"/>
+        <w:ind w:left="720"/>
+      </w:pPr>
+      <w:r>
+        <w:rPr>
+          <w:lang w:val="fr_FR" w:bidi="fr_FR"/>
+        </w:rPr>
+      </w:r>
+      <w:r>
+        <w:rPr>
+          <w:lang w:val="fr_FR" w:bidi="fr_FR"/>
+        </w:rPr>
+        <w:t>Les moyens de traduire la "fidélité" pourraient inclure "la persévérance dans la croyance" ou "la loyauté" ou "la confiance, croyance et obéissance à Dieu".</w:t>
+      </w:r>
+    </w:p>
+    <w:p>
+      <w:pPr/>
+      <w:r>
+        <w:rPr>
+          <w:lang w:val="fr_FR" w:bidi="fr_FR"/>
+        </w:rPr>
+      </w:r>
+      <w:r>
+        <w:rPr>
+          <w:lang w:val="fr_FR" w:bidi="fr_FR"/>
+        </w:rPr>
+        <w:t xml:space="preserve">(Voir aussi : </w:t>
+      </w:r>
+      <w:r>
+        <w:rPr>
+          <w:lang w:val="fr_FR" w:bidi="fr_FR"/>
+        </w:rPr>
+        <w:t>adultère</w:t>
+      </w:r>
+      <w:r>
+        <w:rPr>
+          <w:lang w:val="fr_FR" w:bidi="fr_FR"/>
+        </w:rPr>
         <w:t xml:space="preserve">, </w:t>
       </w:r>
       <w:r>
         <w:rPr>
           <w:lang w:val="fr_FR" w:bidi="fr_FR"/>
         </w:rPr>
-        <w:t>true</w:t>
-      </w:r>
-      <w:r>
-        <w:rPr>
-          <w:lang w:val="fr_FR" w:bidi="fr_FR"/>
-        </w:rPr>
-        <w:t>)</w:t>
-      </w:r>
-      <w:r>
-        <w:rPr>
-          <w:lang w:val="fr_FR" w:bidi="fr_FR"/>
-        </w:rPr>
-      </w:r>
-      <w:r>
-        <w:rPr>
-          <w:lang w:val="fr_FR" w:bidi="fr_FR"/>
-        </w:rPr>
-      </w:r>
-    </w:p>
-    <w:p>
-      <w:pPr/>
-      <w:r>
-        <w:rPr>
-          <w:lang w:val="fr_FR" w:bidi="fr_FR"/>
-        </w:rPr>
-      </w:r>
-    </w:p>
-    <w:p>
-      <w:pPr>
-        <w:pStyle w:val="Heading2"/>
-      </w:pPr>
-      <w:r>
-        <w:rPr>
-          <w:lang w:val="fr_FR" w:bidi="fr_FR"/>
-        </w:rPr>
-        <w:t>Faveur</w:t>
-      </w:r>
-      <w:r>
-        <w:rPr>
-          <w:lang w:val="fr_FR" w:bidi="fr_FR"/>
-        </w:rPr>
-      </w:r>
-    </w:p>
-    <w:p>
-      <w:pPr>
-        <w:pStyle w:val="Heading3"/>
-      </w:pPr>
-      <w:r>
-        <w:rPr>
-          <w:lang w:val="fr_FR" w:bidi="fr_FR"/>
-        </w:rPr>
-        <w:t>Définition :</w:t>
-      </w:r>
-    </w:p>
-    <w:p>
-      <w:pPr/>
-      <w:r>
-        <w:rPr>
-          <w:lang w:val="fr_FR" w:bidi="fr_FR"/>
-        </w:rPr>
-      </w:r>
-      <w:r>
-        <w:rPr>
-          <w:lang w:val="fr_FR" w:bidi="fr_FR"/>
-        </w:rPr>
-        <w:t>Le terme « faveur » signifie généralement approbation. Quelqu'un qui favorise une autre personne la considère positivement et l'approuve.</w:t>
-      </w:r>
-    </w:p>
-    <w:p>
-      <w:pPr>
-        <w:pStyle w:val="ListBullet"/>
-        <w:spacing w:line="240" w:lineRule="auto"/>
-        <w:ind w:left="720"/>
-      </w:pPr>
-      <w:r>
-        <w:rPr>
-          <w:lang w:val="fr_FR" w:bidi="fr_FR"/>
-        </w:rPr>
-      </w:r>
-      <w:r>
-        <w:rPr>
-          <w:lang w:val="fr_FR" w:bidi="fr_FR"/>
-        </w:rPr>
-        <w:t>Le terme « favoritisme » signifie agir favorablement pour certaines personnes, mais pas pour d'autres.</w:t>
-      </w:r>
-    </w:p>
-    <w:p>
-      <w:pPr>
-        <w:pStyle w:val="ListBullet"/>
-        <w:spacing w:line="240" w:lineRule="auto"/>
-        <w:ind w:left="720"/>
-      </w:pPr>
-      <w:r>
-        <w:rPr>
-          <w:lang w:val="fr_FR" w:bidi="fr_FR"/>
-        </w:rPr>
-      </w:r>
-      <w:r>
-        <w:rPr>
-          <w:lang w:val="fr_FR" w:bidi="fr_FR"/>
-        </w:rPr>
-        <w:t>Jésus a grandi « en faveur » de Dieu et des hommes. Cela signifie que Dieu et les autres ont approuvé son caractère et son comportement.</w:t>
-      </w:r>
-    </w:p>
-    <w:p>
-      <w:pPr>
-        <w:pStyle w:val="ListBullet"/>
-        <w:spacing w:line="240" w:lineRule="auto"/>
-        <w:ind w:left="720"/>
-      </w:pPr>
-      <w:r>
-        <w:rPr>
-          <w:lang w:val="fr_FR" w:bidi="fr_FR"/>
-        </w:rPr>
-      </w:r>
-      <w:r>
-        <w:rPr>
-          <w:lang w:val="fr_FR" w:bidi="fr_FR"/>
-        </w:rPr>
-        <w:t>L'expression « trouver faveur » avec quelqu'un signifie que quelqu'un est approuvé par cette personne.</w:t>
-      </w:r>
-    </w:p>
-    <w:p>
-      <w:pPr>
-        <w:pStyle w:val="ListBullet"/>
-        <w:spacing w:line="240" w:lineRule="auto"/>
-        <w:ind w:left="720"/>
-      </w:pPr>
-      <w:r>
-        <w:rPr>
-          <w:lang w:val="fr_FR" w:bidi="fr_FR"/>
-        </w:rPr>
-      </w:r>
-      <w:r>
-        <w:rPr>
-          <w:lang w:val="fr_FR" w:bidi="fr_FR"/>
-        </w:rPr>
-        <w:t>Lorsqu'un roi fait la faveur de quelqu'un, cela signifie souvent qu'il approuve la demande de cette personne et l'accepte.</w:t>
-      </w:r>
-    </w:p>
-    <w:p>
-      <w:pPr>
-        <w:pStyle w:val="ListBullet"/>
-        <w:spacing w:line="240" w:lineRule="auto"/>
-        <w:ind w:left="720"/>
-      </w:pPr>
-      <w:r>
-        <w:rPr>
-          <w:lang w:val="fr_FR" w:bidi="fr_FR"/>
-        </w:rPr>
-      </w:r>
-      <w:r>
-        <w:rPr>
-          <w:lang w:val="fr_FR" w:bidi="fr_FR"/>
-        </w:rPr>
-        <w:t>Une « faveur » peut également être un geste ou une action envers ou pour une autre personne à son profit.</w:t>
-      </w:r>
-    </w:p>
-    <w:p>
-      <w:pPr>
-        <w:pStyle w:val="ListBullet"/>
-        <w:spacing w:line="240" w:lineRule="auto"/>
-        <w:ind w:left="720"/>
-      </w:pPr>
-      <w:r>
-        <w:rPr>
-          <w:lang w:val="fr_FR" w:bidi="fr_FR"/>
-        </w:rPr>
-      </w:r>
-      <w:r>
-        <w:rPr>
-          <w:lang w:val="fr_FR" w:bidi="fr_FR"/>
-        </w:rPr>
-        <w:t>Le terme « favoritisme » signifie une attitude d'agir favorablement envers certaines personnes mais pas envers les autres. Cela signifie la tendance à choisir une personne plutôt qu'une autre ou une chose plutôt qu'une autre parce que la personne ou l'article est préféré. En général, le favoritisme est considéré comme injuste.</w:t>
-      </w:r>
-    </w:p>
-    <w:p>
-      <w:pPr>
-        <w:pStyle w:val="Heading3"/>
-      </w:pPr>
-      <w:r>
-        <w:rPr>
-          <w:lang w:val="fr_FR" w:bidi="fr_FR"/>
-        </w:rPr>
-        <w:t>Suggestion pour la traduction :</w:t>
-      </w:r>
-    </w:p>
-    <w:p>
-      <w:pPr>
-        <w:pStyle w:val="ListBullet"/>
-        <w:spacing w:line="240" w:lineRule="auto"/>
-        <w:ind w:left="720"/>
-      </w:pPr>
-      <w:r>
-        <w:rPr>
-          <w:lang w:val="fr_FR" w:bidi="fr_FR"/>
-        </w:rPr>
-      </w:r>
-      <w:r>
-        <w:rPr>
-          <w:lang w:val="fr_FR" w:bidi="fr_FR"/>
-        </w:rPr>
-        <w:t>D'autres façons de traduire le terme « faveur » pourraient inclure « approbation » ou « bénédiction » ou « avantage ».</w:t>
-      </w:r>
-    </w:p>
-    <w:p>
-      <w:pPr>
-        <w:pStyle w:val="ListBullet"/>
-        <w:spacing w:line="240" w:lineRule="auto"/>
-        <w:ind w:left="720"/>
-      </w:pPr>
-      <w:r>
-        <w:rPr>
-          <w:lang w:val="fr_FR" w:bidi="fr_FR"/>
-        </w:rPr>
-      </w:r>
-      <w:r>
-        <w:rPr>
-          <w:lang w:val="fr_FR" w:bidi="fr_FR"/>
-        </w:rPr>
-        <w:t>« L'année favorable de Yahvé » pourrait être traduite par « l'année (ou le temps) où Yahvé apportera une grande bénédiction ».</w:t>
-      </w:r>
-    </w:p>
-    <w:p>
-      <w:pPr>
-        <w:pStyle w:val="ListBullet"/>
-        <w:spacing w:line="240" w:lineRule="auto"/>
-        <w:ind w:left="720"/>
-      </w:pPr>
-      <w:r>
-        <w:rPr>
-          <w:lang w:val="fr_FR" w:bidi="fr_FR"/>
-        </w:rPr>
-      </w:r>
-      <w:r>
-        <w:rPr>
-          <w:lang w:val="fr_FR" w:bidi="fr_FR"/>
-        </w:rPr>
-        <w:t>Le terme « favoritisme » pourrait être traduit par « partialité » ou « préjudice » ou « traitement injuste ». Ce mot est lié au mot « favori », ce qui signifie préférer à tous les autres.</w:t>
-      </w:r>
-      <w:r>
-        <w:rPr>
-          <w:lang w:val="fr_FR" w:bidi="fr_FR"/>
-        </w:rPr>
-      </w:r>
-      <w:r>
-        <w:rPr>
-          <w:lang w:val="fr_FR" w:bidi="fr_FR"/>
-        </w:rPr>
-      </w:r>
-    </w:p>
-    <w:p>
-      <w:pPr/>
-      <w:r>
-        <w:rPr>
-          <w:lang w:val="fr_FR" w:bidi="fr_FR"/>
-        </w:rPr>
-      </w:r>
-    </w:p>
-    <w:p>
-      <w:pPr>
-        <w:pStyle w:val="Heading2"/>
-      </w:pPr>
-      <w:r>
-        <w:rPr>
-          <w:lang w:val="fr_FR" w:bidi="fr_FR"/>
-        </w:rPr>
-        <w:t>Festival</w:t>
-      </w:r>
-      <w:r>
-        <w:rPr>
-          <w:lang w:val="fr_FR" w:bidi="fr_FR"/>
-        </w:rPr>
-      </w:r>
-    </w:p>
-    <w:p>
-      <w:pPr>
-        <w:pStyle w:val="Heading3"/>
-      </w:pPr>
-      <w:r>
-        <w:rPr>
-          <w:lang w:val="fr_FR" w:bidi="fr_FR"/>
-        </w:rPr>
-        <w:t>Définition :</w:t>
-      </w:r>
-    </w:p>
-    <w:p>
-      <w:pPr/>
-      <w:r>
-        <w:rPr>
-          <w:lang w:val="fr_FR" w:bidi="fr_FR"/>
-        </w:rPr>
-      </w:r>
-      <w:r>
-        <w:rPr>
-          <w:lang w:val="fr_FR" w:bidi="fr_FR"/>
-        </w:rPr>
-        <w:t>"En général, un festival est une célébration tenue par une communauté de personnes.</w:t>
-      </w:r>
-    </w:p>
-    <w:p>
-      <w:pPr>
-        <w:pStyle w:val="ListBullet"/>
-        <w:spacing w:line="240" w:lineRule="auto"/>
-        <w:ind w:left="720"/>
-      </w:pPr>
-      <w:r>
-        <w:rPr>
-          <w:lang w:val="fr_FR" w:bidi="fr_FR"/>
-        </w:rPr>
-      </w:r>
-      <w:r>
-        <w:rPr>
-          <w:lang w:val="fr_FR" w:bidi="fr_FR"/>
-        </w:rPr>
-        <w:t>Le mot "festival" dans l'Ancien Testament signifie littéralement «le temps fixé*"</w:t>
-      </w:r>
-    </w:p>
-    <w:p>
-      <w:pPr>
-        <w:pStyle w:val="ListBullet"/>
-        <w:spacing w:line="240" w:lineRule="auto"/>
-        <w:ind w:left="720"/>
-      </w:pPr>
-      <w:r>
-        <w:rPr>
-          <w:lang w:val="fr_FR" w:bidi="fr_FR"/>
-        </w:rPr>
-      </w:r>
-      <w:r>
-        <w:rPr>
-          <w:lang w:val="fr_FR" w:bidi="fr_FR"/>
-        </w:rPr>
-        <w:t>Les fêtes célébrées par les Israélites ont été spécialement les temps ou les moments que Dieu leur avait ordonné d'observer.</w:t>
-      </w:r>
-    </w:p>
-    <w:p>
-      <w:pPr>
-        <w:pStyle w:val="ListBullet"/>
-        <w:spacing w:line="240" w:lineRule="auto"/>
-        <w:ind w:left="720"/>
-      </w:pPr>
-      <w:r>
-        <w:rPr>
-          <w:lang w:val="fr_FR" w:bidi="fr_FR"/>
-        </w:rPr>
-      </w:r>
-      <w:r>
-        <w:rPr>
-          <w:lang w:val="fr_FR" w:bidi="fr_FR"/>
-        </w:rPr>
-        <w:t>Le mot «fête» est utilisé dans plusieurs traductions en français au lieu de festival parce que les célébrations incluent avoir un grand repas ensemble.</w:t>
-      </w:r>
-    </w:p>
-    <w:p>
-      <w:pPr>
-        <w:pStyle w:val="ListBullet"/>
-        <w:spacing w:line="240" w:lineRule="auto"/>
-        <w:ind w:left="720"/>
-      </w:pPr>
-      <w:r>
-        <w:rPr>
-          <w:lang w:val="fr_FR" w:bidi="fr_FR"/>
-        </w:rPr>
-      </w:r>
-      <w:r>
-        <w:rPr>
-          <w:lang w:val="fr_FR" w:bidi="fr_FR"/>
-        </w:rPr>
-        <w:t>Il y avait plusieurs grands festivals que les Israélites célébraient chaque année:</w:t>
-      </w:r>
-    </w:p>
-    <w:p>
-      <w:pPr>
-        <w:pStyle w:val="ListBullet"/>
-        <w:spacing w:line="240" w:lineRule="auto"/>
-        <w:ind w:left="1440"/>
-      </w:pPr>
-      <w:r>
-        <w:rPr>
-          <w:lang w:val="fr_FR" w:bidi="fr_FR"/>
-        </w:rPr>
-      </w:r>
-      <w:r>
-        <w:rPr>
-          <w:lang w:val="fr_FR" w:bidi="fr_FR"/>
-        </w:rPr>
-        <w:t>Pâques</w:t>
-      </w:r>
-    </w:p>
-    <w:p>
-      <w:pPr>
-        <w:pStyle w:val="ListBullet"/>
-        <w:spacing w:line="240" w:lineRule="auto"/>
-        <w:ind w:left="1440"/>
-      </w:pPr>
-      <w:r>
-        <w:rPr>
-          <w:lang w:val="fr_FR" w:bidi="fr_FR"/>
-        </w:rPr>
-      </w:r>
-      <w:r>
-        <w:rPr>
-          <w:lang w:val="fr_FR" w:bidi="fr_FR"/>
-        </w:rPr>
-        <w:t>Festival des Pains sans Levain</w:t>
-      </w:r>
-    </w:p>
-    <w:p>
-      <w:pPr>
-        <w:pStyle w:val="ListBullet"/>
-        <w:spacing w:line="240" w:lineRule="auto"/>
-        <w:ind w:left="1440"/>
-      </w:pPr>
-      <w:r>
-        <w:rPr>
-          <w:lang w:val="fr_FR" w:bidi="fr_FR"/>
-        </w:rPr>
-      </w:r>
-      <w:r>
-        <w:rPr>
-          <w:lang w:val="fr_FR" w:bidi="fr_FR"/>
-        </w:rPr>
-        <w:t>Premiers fruits</w:t>
-      </w:r>
-    </w:p>
-    <w:p>
-      <w:pPr>
-        <w:pStyle w:val="ListBullet"/>
-        <w:spacing w:line="240" w:lineRule="auto"/>
-        <w:ind w:left="1440"/>
-      </w:pPr>
-      <w:r>
-        <w:rPr>
-          <w:lang w:val="fr_FR" w:bidi="fr_FR"/>
-        </w:rPr>
-      </w:r>
-      <w:r>
-        <w:rPr>
-          <w:lang w:val="fr_FR" w:bidi="fr_FR"/>
-        </w:rPr>
-        <w:t>Festival des Semaines (Pentecôte)</w:t>
-      </w:r>
-    </w:p>
-    <w:p>
-      <w:pPr>
-        <w:pStyle w:val="ListBullet"/>
-        <w:spacing w:line="240" w:lineRule="auto"/>
-        <w:ind w:left="1440"/>
-      </w:pPr>
-      <w:r>
-        <w:rPr>
-          <w:lang w:val="fr_FR" w:bidi="fr_FR"/>
-        </w:rPr>
-      </w:r>
-      <w:r>
-        <w:rPr>
-          <w:lang w:val="fr_FR" w:bidi="fr_FR"/>
-        </w:rPr>
-        <w:t>Fête des Trompettes</w:t>
-      </w:r>
-    </w:p>
-    <w:p>
-      <w:pPr>
-        <w:pStyle w:val="ListBullet"/>
-        <w:spacing w:line="240" w:lineRule="auto"/>
-        <w:ind w:left="1440"/>
-      </w:pPr>
-      <w:r>
-        <w:rPr>
-          <w:lang w:val="fr_FR" w:bidi="fr_FR"/>
-        </w:rPr>
-      </w:r>
-      <w:r>
-        <w:rPr>
-          <w:lang w:val="fr_FR" w:bidi="fr_FR"/>
-        </w:rPr>
-        <w:t>Jour de l'Expiation</w:t>
-      </w:r>
-    </w:p>
-    <w:p>
-      <w:pPr>
-        <w:pStyle w:val="ListBullet"/>
-        <w:spacing w:line="240" w:lineRule="auto"/>
-        <w:ind w:left="1440"/>
-      </w:pPr>
-      <w:r>
-        <w:rPr>
-          <w:lang w:val="fr_FR" w:bidi="fr_FR"/>
-        </w:rPr>
-      </w:r>
-      <w:r>
-        <w:rPr>
-          <w:lang w:val="fr_FR" w:bidi="fr_FR"/>
-        </w:rPr>
-        <w:t>Festival des abris</w:t>
-      </w:r>
-    </w:p>
-    <w:p>
-      <w:pPr>
-        <w:pStyle w:val="ListBullet"/>
-        <w:spacing w:line="240" w:lineRule="auto"/>
-        <w:ind w:left="720"/>
-      </w:pPr>
-      <w:r>
-        <w:rPr>
-          <w:lang w:val="fr_FR" w:bidi="fr_FR"/>
-        </w:rPr>
-      </w:r>
-      <w:r>
-        <w:rPr>
-          <w:lang w:val="fr_FR" w:bidi="fr_FR"/>
-        </w:rPr>
-        <w:t>Le but de ces festivals était de remercier Dieu et de se souvenir des choses étonnantes qu'il avait faites pour sauver, protéger, et garder son peuple.</w:t>
-      </w:r>
-    </w:p>
-    <w:p>
-      <w:pPr/>
-      <w:r>
-        <w:rPr>
-          <w:lang w:val="fr_FR" w:bidi="fr_FR"/>
-        </w:rPr>
-      </w:r>
-      <w:r>
-        <w:rPr>
-          <w:lang w:val="fr_FR" w:bidi="fr_FR"/>
-        </w:rPr>
-        <w:t>(Voir aussi : (../other/feast.md))</w:t>
-      </w:r>
-      <w:r>
-        <w:rPr>
-          <w:lang w:val="fr_FR" w:bidi="fr_FR"/>
-        </w:rPr>
-      </w:r>
-      <w:r>
-        <w:rPr>
-          <w:lang w:val="fr_FR" w:bidi="fr_FR"/>
-        </w:rPr>
-      </w:r>
-    </w:p>
-    <w:p>
-      <w:pPr/>
-      <w:r>
-        <w:rPr>
-          <w:lang w:val="fr_FR" w:bidi="fr_FR"/>
-        </w:rPr>
-      </w:r>
-    </w:p>
-    <w:p>
-      <w:pPr>
-        <w:pStyle w:val="Heading2"/>
-      </w:pPr>
-      <w:r>
-        <w:rPr>
-          <w:lang w:val="fr_FR" w:bidi="fr_FR"/>
-        </w:rPr>
-        <w:t>Fidèle</w:t>
-      </w:r>
-      <w:r>
-        <w:rPr>
-          <w:lang w:val="fr_FR" w:bidi="fr_FR"/>
-        </w:rPr>
-      </w:r>
-    </w:p>
-    <w:p>
-      <w:pPr>
-        <w:pStyle w:val="Heading3"/>
-      </w:pPr>
-      <w:r>
-        <w:rPr>
-          <w:lang w:val="fr_FR" w:bidi="fr_FR"/>
-        </w:rPr>
-        <w:t>Définition :</w:t>
-      </w:r>
-    </w:p>
-    <w:p>
-      <w:pPr/>
-      <w:r>
-        <w:rPr>
-          <w:lang w:val="fr_FR" w:bidi="fr_FR"/>
-        </w:rPr>
-      </w:r>
-      <w:r>
-        <w:rPr>
-          <w:lang w:val="fr_FR" w:bidi="fr_FR"/>
-        </w:rPr>
-        <w:t>Être "fidèle" à Dieu signifie vivre constamment en accord avec ses enseignements. Cela signifie lui être fidèle en lui obéissant. L'état ou la condition d'être fidèle est la "fidélité".</w:t>
-      </w:r>
-    </w:p>
-    <w:p>
-      <w:pPr>
-        <w:pStyle w:val="ListBullet"/>
-        <w:spacing w:line="240" w:lineRule="auto"/>
-        <w:ind w:left="720"/>
-      </w:pPr>
-      <w:r>
-        <w:rPr>
-          <w:lang w:val="fr_FR" w:bidi="fr_FR"/>
-        </w:rPr>
-      </w:r>
-      <w:r>
-        <w:rPr>
-          <w:lang w:val="fr_FR" w:bidi="fr_FR"/>
-        </w:rPr>
-        <w:t>On peut faire confiance à une personne "fidèle" de toujours tenir ses promesses et de toujours s'acquitter de ses responsabilités envers les autres.</w:t>
-      </w:r>
-    </w:p>
-    <w:p>
-      <w:pPr>
-        <w:pStyle w:val="ListBullet"/>
-        <w:spacing w:line="240" w:lineRule="auto"/>
-        <w:ind w:left="720"/>
-      </w:pPr>
-      <w:r>
-        <w:rPr>
-          <w:lang w:val="fr_FR" w:bidi="fr_FR"/>
-        </w:rPr>
-      </w:r>
-      <w:r>
-        <w:rPr>
-          <w:lang w:val="fr_FR" w:bidi="fr_FR"/>
-        </w:rPr>
-        <w:t>Une personne "fidèle" persévère dans l'exécution d'une tâche, même lorsqu'elle est longue et difficile.</w:t>
-      </w:r>
-    </w:p>
-    <w:p>
-      <w:pPr>
-        <w:pStyle w:val="ListBullet"/>
-        <w:spacing w:line="240" w:lineRule="auto"/>
-        <w:ind w:left="720"/>
-      </w:pPr>
-      <w:r>
-        <w:rPr>
-          <w:lang w:val="fr_FR" w:bidi="fr_FR"/>
-        </w:rPr>
-      </w:r>
-      <w:r>
-        <w:rPr>
-          <w:lang w:val="fr_FR" w:bidi="fr_FR"/>
-        </w:rPr>
-        <w:t>La "fidélité à Dieu" est la pratique constante de faire sa volonté.</w:t>
-      </w:r>
-    </w:p>
-    <w:p>
-      <w:pPr>
-        <w:pStyle w:val="Heading3"/>
-      </w:pPr>
-      <w:r>
-        <w:rPr>
-          <w:lang w:val="fr_FR" w:bidi="fr_FR"/>
-        </w:rPr>
-        <w:t>Suggestions pour la traduction :</w:t>
-      </w:r>
-    </w:p>
-    <w:p>
-      <w:pPr>
-        <w:pStyle w:val="ListBullet"/>
-        <w:spacing w:line="240" w:lineRule="auto"/>
-        <w:ind w:left="720"/>
-      </w:pPr>
-      <w:r>
-        <w:rPr>
-          <w:lang w:val="fr_FR" w:bidi="fr_FR"/>
-        </w:rPr>
-      </w:r>
-      <w:r>
-        <w:rPr>
-          <w:lang w:val="fr_FR" w:bidi="fr_FR"/>
-        </w:rPr>
-        <w:t>Dans de nombreux contextes, le terme "fidèle" peut être traduit par "loyal", "constant" ou "fiable".</w:t>
-      </w:r>
-    </w:p>
-    <w:p>
-      <w:pPr>
-        <w:pStyle w:val="ListBullet"/>
-        <w:spacing w:line="240" w:lineRule="auto"/>
-        <w:ind w:left="720"/>
-      </w:pPr>
-      <w:r>
-        <w:rPr>
-          <w:lang w:val="fr_FR" w:bidi="fr_FR"/>
-        </w:rPr>
-      </w:r>
-      <w:r>
-        <w:rPr>
-          <w:lang w:val="fr_FR" w:bidi="fr_FR"/>
-        </w:rPr>
-        <w:t>Dans d'autres contextes, le terme "fidèle" peut être traduit par un mot ou une expression qui signifie "continuant à croire" ou "persévérant dans la croyance et l'obéissance à Dieu".</w:t>
-      </w:r>
-    </w:p>
-    <w:p>
-      <w:pPr>
-        <w:pStyle w:val="ListBullet"/>
-        <w:spacing w:line="240" w:lineRule="auto"/>
-        <w:ind w:left="720"/>
-      </w:pPr>
-      <w:r>
-        <w:rPr>
-          <w:lang w:val="fr_FR" w:bidi="fr_FR"/>
-        </w:rPr>
-      </w:r>
-      <w:r>
-        <w:rPr>
-          <w:lang w:val="fr_FR" w:bidi="fr_FR"/>
-        </w:rPr>
-        <w:t>Les moyens de traduire la "fidélité" pourraient inclure "la persévérance dans la croyance" ou "la loyauté" ou "la confiance, croyance et obéissance à Dieu".</w:t>
-      </w:r>
-    </w:p>
-    <w:p>
-      <w:pPr/>
-      <w:r>
-        <w:rPr>
-          <w:lang w:val="fr_FR" w:bidi="fr_FR"/>
-        </w:rPr>
-      </w:r>
-      <w:r>
-        <w:rPr>
-          <w:lang w:val="fr_FR" w:bidi="fr_FR"/>
-        </w:rPr>
-        <w:t xml:space="preserve">(Voir aussi : </w:t>
-      </w:r>
-      <w:r>
-        <w:rPr>
-          <w:lang w:val="fr_FR" w:bidi="fr_FR"/>
-        </w:rPr>
-        <w:t>adultère</w:t>
-      </w:r>
-      <w:r>
-        <w:rPr>
-          <w:lang w:val="fr_FR" w:bidi="fr_FR"/>
-        </w:rPr>
-        <w:t xml:space="preserve">, </w:t>
-      </w:r>
-      <w:r>
-        <w:rPr>
-          <w:lang w:val="fr_FR" w:bidi="fr_FR"/>
-        </w:rPr>
         <w:t>croire</w:t>
       </w:r>
       <w:r>
         <w:rPr>
           <w:lang w:val="fr_FR" w:bidi="fr_FR"/>
         </w:rPr>
-        <w:t xml:space="preserve">, </w:t>
-      </w:r>
-      <w:r>
-        <w:rPr>
-          <w:lang w:val="fr_FR" w:bidi="fr_FR"/>
-        </w:rPr>
-        <w:t>disobéir</w:t>
-      </w:r>
-      <w:r>
-        <w:rPr>
-          <w:lang w:val="fr_FR" w:bidi="fr_FR"/>
-        </w:rPr>
-        <w:t xml:space="preserve">, </w:t>
+        <w:t xml:space="preserve">, disobéir, </w:t>
       </w:r>
       <w:r>
         <w:rPr>
